--- a/example_articles/us_region/West/3.us_region_West_New_York_Times.docx
+++ b/example_articles/us_region/West/3.us_region_West_New_York_Times.docx
@@ -29,17 +29,17 @@
     </w:p>
     <w:p>
       <w:r>
-        <w:t>Source File: NYT/40.DOCX</w:t>
+        <w:t>Source file: NYT/40.DOCX</w:t>
       </w:r>
     </w:p>
     <w:p>
       <w:r>
-        <w:t>Raw locations result: ['California']</w:t>
+        <w:t>Raw locations result, 'locations': ['California']</w:t>
       </w:r>
     </w:p>
     <w:p>
       <w:r>
-        <w:t>us_region_stand_flat (Standardized): West</w:t>
+        <w:t>Standardized locations result, 'us_region_stand_flat': West</w:t>
       </w:r>
     </w:p>
     <w:p>

--- a/example_articles/us_region/West/3.us_region_West_New_York_Times.docx
+++ b/example_articles/us_region/West/3.us_region_West_New_York_Times.docx
@@ -7,9 +7,9 @@
         <w:pStyle w:val="Heading1"/>
       </w:pPr>
       <w:r>
-        <w:t>Is Florio's Plan Stiff Medicine of Poison?;</w:t>
+        <w:t>FILM;</w:t>
         <w:br/>
-        <w:t>It's the Only Cure</w:t>
+        <w:t>'Dying Young' Survives a Case of Serious Rumors</w:t>
       </w:r>
     </w:p>
     <w:p>
@@ -19,17 +19,17 @@
     </w:p>
     <w:p>
       <w:r>
-        <w:t>Date: 1990-07-11</w:t>
+        <w:t>Date: 1991-06-16</w:t>
       </w:r>
     </w:p>
     <w:p>
       <w:r>
-        <w:t>Section: Section A; Page 19, Column 2; Editorial Desk; Op-Ed; Dialogue: New Jersey's School Reform</w:t>
+        <w:t>Section: Section 2;; Section 2; Page 18; Column 1; Arts &amp; Leisure Desk; Column 1;</w:t>
       </w:r>
     </w:p>
     <w:p>
       <w:r>
-        <w:t>Source file: NYT/40.DOCX</w:t>
+        <w:t>Source file: NYT/48.DOCX</w:t>
       </w:r>
     </w:p>
     <w:p>
@@ -51,31 +51,35 @@
     </w:p>
     <w:p>
       <w:r>
-        <w:t>Robin Hood is alive and well, and working out of the State House in Trenton, New Jersey. You remember his motto - steal from the rich and give to the poor.</w:t>
+        <w:t>If rumors could edit movies, much of "Dying Young," the Joel Schumacher film starring Julia Roberts and Campbell Scott, might still be in revision. All spring there have been stories about changes and second thoughts. For starters, when would the movie open? Originally scheduled for summer, there were reports that it might be held until later in the year (the movie opens Friday). Then there was the title. The studio, 20th Century Fox, thought "Dying Young" might be too negative, especially when juxtaposed with the fresh, exuberant Ms. Roberts, indisputably the hottest actress in Hollywood today.</w:t>
         <w:br/>
-        <w:t>Robin's doing plenty of that these days, and getting everyone furious in the process. Make no mistake about it: This is an old-fashioned hero, and a true-blue Democrat.</w:t>
+        <w:t>Finally, there was the film's ending. Marti Leimbach's novel, on which the movie is based, ends with a suicide, as did an early treatment of the film. Tales circulated about test audiences finding suicide too hard to take and that ending had been changed.</w:t>
         <w:br/>
-        <w:t>Governor Jim Florio works fast. Since he was sworn in just six months ago, he has shocked both friend and foe with several stunning moves: doubling the income tax for those who earn more than $100,000; increasing the sales tax to 7 percent from 6; boosting taxes on alcohol and cigarettes; overhauling the state's auto insurance system; and, most significantly, radically changing the way public schools are financed by giving millions to poor- and middle-class school districts at the expense of more affluent ones.</w:t>
+        <w:t>Now the film reaches the screen with its title and summer opening intact and, it appears, with the ending the director always wanted.</w:t>
         <w:br/>
-        <w:t>We didn't vote for this man, nor for his opponent. Mr. Florio and Representative James Courter ran mud-slinging campaigns that brought the gubernatorial race to an all-time low. Besides, there was something we didn't like about Mr. Florio. He came across as the kind of old-fashioned, deal-making politician who ran the machines and local governments in the New Jersey towns and counties where we were born and raised. He didn't seem like the kind of progressive, honest politician our generation admires (we're both in our 20's).</w:t>
+        <w:t xml:space="preserve"> All of the publicity, of course, revolves around Ms. Roberts, who in the blockbuster "Pretty Woman" and the more recent "Sleeping With the Enemy" has established herself as the sort of star audiences not only find attractive but also care about. "There are movies where they change and reshoot everything and no one says a thing," Mr. Schumacher said recently. "Because Julia is in this movie, there's so much attention paid to it."</w:t>
         <w:br/>
-        <w:t>And now look what he's done: raised taxes by $2.8 billion, the largest increase in state history.</w:t>
+        <w:t xml:space="preserve"> It is the audience's fondness for Ms. Roberts, Mr. Schumacher added, that raised the studio's concern about death, both in the title and as a subject. Ms. Roberts has already died once on screen, in "Steel Magnolias" (1989), and death was the topic in "Flatliners" (1990), another Roberts movie directed by Mr. Schumacher. "Because she did die in 'Steel Magnolias,' people just naturally think Julia Roberts is 'dying young' in this movie," Mr. Schumacher said. So why wasn't at least the title changed? "Changing a title is great as long as you have another title to change it to," Mr. Schumacher added. Fox tried to come up with one, he said, but nothing seemed to work.</w:t>
         <w:br/>
-        <w:t>Hey, Governor, read our lips: Thanks for the courage. Thanks for taking the risk. And, most of all, thanks for the leadership. Having grown up in the era of sound-bite politics, a la Ronald Reagan, we can't believe what we're seeing: an elected leader actually leading. He is acting on principle, rather than media strategy, and doing so at great personal and political risk.</w:t>
+        <w:t xml:space="preserve"> In "Dying Young," Ms. Roberts plays Hilary O'Neil, a working-class woman who takes a job as caretaker for Victor Geddes (Mr. Scott), a young man from a wealthy family who is afflicted with leukemia. Victor hires Hilary to help him through the side effects of his chemotherapy treatments, and the two begin to form a bond. Eventually he tells Hilary that he has completed his treatment, and the couple goes off to live in the seaside hamlet of Mendocino, Calif. There they begin a love relationship, the resolution of which, along with the progression of Victor's illness, becomes the spine of the movie.</w:t>
         <w:br/>
-        <w:t>Unlike most Democrats, in our personal view, Mr. Florio is not suffering from a severe identity crisis. He's the only elected official on the national and state level who says he's a Democrat and acts the part.</w:t>
+        <w:t>In Mendocino the crew built a 7,000-square-foot house on a bluff overlooking the ocean. Other scenes take place at neighboring sites like the Stag's Leap Winery, a secluded estate with a century-old stone house and winding garden paths. One chilly evening before the shooting of a party scene at the winery,Ms. Roberts, wearing an oversized jacket, baggy jeans and cowboy boots, spoke briefly about her role.</w:t>
         <w:br/>
-        <w:t>By pitting rich against poor, Mr. Florio is practicing politics in a refreshingly open and honest way. The Robin Hood in Trenton is a middle-class Democrat, and he's not hiding behind any mask or media adviser. He knows that politics, at its core, is a game of class warfare focused around the distribution of wealth. His policies aim squarely at helping a middle class that has been getting beat up for much too long.</w:t>
+        <w:t>A film crew in earmuffs and down jackets laid down fake snow, set out poinsettias and arranged strings of Christmas lights, but Ms. Roberts wasn't in a festive mood. At this point in the film, Hilary and Victor have temporarily parted and he is returning to San Francisco to resume his treatments.</w:t>
         <w:br/>
-        <w:t>Public school financing is a perfect example. With insufficient funding from the state, urban communities support decrepit public schools with local property taxes. With a large population of poor people living in public housing, that property tax burden falls on an insufficient number of homeowners.</w:t>
+        <w:t>"Yesterday I shot a scene with Campbell that was very sad, and I didn't anticipate it to be that sad," Ms. Roberts said. "That's the hardest part of doing things like this; you don't anticipate how much will really happen."</w:t>
         <w:br/>
-        <w:t>Moreover, these working-class taxpayers, like our immigrant parents, wouldn't think of sending their children to the public schools they were paying for. So they put their kids through private grammar schools and high schools while watching local property taxes triple in less than a decade.</w:t>
+        <w:t>Mr. Schumacher, whose credits also include "St. Elmo's Fire" and "The Lost Boys," said that he too was surprised by the film as it developed. Both "St. Elmo's Fire," a story about students leaving school, and "Flatliners" dealt with groups of people. "I had always done ensemble movies, using six or seven points of view to tell a story," Mr. Schumacher said. "Making a movie is like building a 747 while you're flying it. You invent as you go along, and it never is what you think it is. I didn't realize the relationship between Julia and Campbell would lessen the need for other elements. We didn't realize on paper how strong the two of them were going to be."</w:t>
         <w:br/>
-        <w:t>Clearly, the burden had to be shifted, and better shared. How? By taking state aid away from rich school districts, which can afford to pay their own way, and giving more aid to poor districts that desperately need the help. Then you give the people caught in between - people like our parents - a break by reducing local property taxes, which support public expenditures they've never benefited from.</w:t>
+        <w:t>As the focus of the film tightened on the two characters, Mr. Schumacher said, supporting parts were scaled back and de-emphasized. Among these is Colleen Dewhurst's role as the winery owner and the part of a young construction worker (Vincent D'Onofrio) who befriends the couple. In the book a serious triangle develops, but Mr. Schumacher said he felt that a subplot would detract from the thrust of the film, which is the illness and the relationship between Victor and Hilary. In the movie, the construction worker is kept at arm's length.</w:t>
         <w:br/>
-        <w:t>That's what Mr. Florio's doing, spurred by the State Supreme Court, which ordered changes in a clearly unfair and unjust method of financing public schools.</w:t>
+        <w:t>Sally Field, who starred with Ms. Roberts in "Steel Magnolias," co-produced "Dying Young" with Kevin McCormick. According to Ms. Field, the movie was developed with Ms. Roberts in mind well before she became a star. Ms. Field and Mr. McCormick proposed the project to Fox in 1988 before "Steel Magnolias" was released. That year Ms. Roberts appeared in "Mystic Pizza," her first major feature. "Julia was almost unknown in a way," Ms. Field said. "I told them I had this girl who would be wonderful." Fox, she added, was receptive to the film but wanted someone better known for the Roberts role. Then "Steel Magnolias" was released and "Pretty Woman" also followed in 1990.</w:t>
         <w:br/>
-        <w:t>We don't agree with all of Mr. Florio's views, but we like what we see. We'll pay higher taxes because we know they are needed, and there's a politician with enough backbone to tell us so. National leaders in Washington could learn a lesson or two from this Robin Hood. Mr. Florio may pay the political price some day, but he's earned a great deal of respect and recognition for doing what the people of New Jersey elected him to do: Lead.</w:t>
+        <w:t>"By then we had a script," Ms. Field said. "I went to Fox and said, 'I repeat. There's this girl I know who would be wonderful for this part.' The good thing was I didn't have to say, 'You don't know her yet.' "</w:t>
+        <w:br/>
+        <w:t xml:space="preserve"> According to Mr. Schumacher, questions about release date, title and ending arose earlier this year when the film was being put together. "It was assumed that if the studio liked the picture, it would be a summer movie," he said. "But when the studio saw the dailies, there was discussion about whether it wouldn't be better placed in the fall or at Christmas when the serious pictures come out. Later when Fox saw the movie all put together, they said, 'This is a love story. It should come out as soon as possible.' "</w:t>
+        <w:br/>
+        <w:t xml:space="preserve"> The director said that he had insisted there be no suicide when he took the picture. He first saw the script of "Dying Young" when he was in Florida helping to care for a terminally ill friend. "My first instinct was, 'Oh, no, you can't do this,' but once you start making a movie about these issues, it's hard to think of just doing a movie. This is really a story about life, dealing with issues and feelings we all deal with." "There's no point in telling a story about illness or death unless it's also a story about life."</w:t>
         <w:br/>
         <w:br/>
         <w:t>Graphic</w:t>
@@ -83,7 +87,7 @@
         <w:br/>
         <w:t xml:space="preserve"> </w:t>
         <w:br/>
-        <w:t>Drawings</w:t>
+        <w:t>Photo: Julia Roberts and Campbell Scott in Joel Schumacher's "Dying Young"--a love story cleared for immediate release (Christine Loss/20th Century Fox)</w:t>
       </w:r>
     </w:p>
     <w:sectPr>

--- a/example_articles/us_region/West/3.us_region_West_New_York_Times.docx
+++ b/example_articles/us_region/West/3.us_region_West_New_York_Times.docx
@@ -7,9 +7,9 @@
         <w:pStyle w:val="Heading1"/>
       </w:pPr>
       <w:r>
-        <w:t>FILM;</w:t>
+        <w:t>CHOICE TABLES;</w:t>
         <w:br/>
-        <w:t>'Dying Young' Survives a Case of Serious Rumors</w:t>
+        <w:t>San Francisco's Bold Newcomers</w:t>
       </w:r>
     </w:p>
     <w:p>
@@ -19,17 +19,17 @@
     </w:p>
     <w:p>
       <w:r>
-        <w:t>Date: 1991-06-16</w:t>
+        <w:t>Date: 1999-04-25</w:t>
       </w:r>
     </w:p>
     <w:p>
       <w:r>
-        <w:t>Section: Section 2;; Section 2; Page 18; Column 1; Arts &amp; Leisure Desk; Column 1;</w:t>
+        <w:t>Section: Section 5;; Section 5; Page 6; Column 1; Travel Desk; Column 1;</w:t>
       </w:r>
     </w:p>
     <w:p>
       <w:r>
-        <w:t>Source file: NYT/48.DOCX</w:t>
+        <w:t>Source file: NYT/53.DOCX</w:t>
       </w:r>
     </w:p>
     <w:p>
@@ -51,35 +51,130 @@
     </w:p>
     <w:p>
       <w:r>
-        <w:t>If rumors could edit movies, much of "Dying Young," the Joel Schumacher film starring Julia Roberts and Campbell Scott, might still be in revision. All spring there have been stories about changes and second thoughts. For starters, when would the movie open? Originally scheduled for summer, there were reports that it might be held until later in the year (the movie opens Friday). Then there was the title. The studio, 20th Century Fox, thought "Dying Young" might be too negative, especially when juxtaposed with the fresh, exuberant Ms. Roberts, indisputably the hottest actress in Hollywood today.</w:t>
+        <w:t>SAN FRANCISCANS like to think their city is a great restaurant town, and it is. This is not, however, because it has the best restaurants in the country -- it does not -- but because it is a singularly exciting and entertaining place to eat. First of all, there are a number of venerable restaurants that set high standards -- Zuni Cafe and Hayes Street Grill, for example. And secondly, San Francisco is one of the country's capitals of culinary experimenta tion.</w:t>
         <w:br/>
-        <w:t>Finally, there was the film's ending. Marti Leimbach's novel, on which the movie is based, ends with a suicide, as did an early treatment of the film. Tales circulated about test audiences finding suicide too hard to take and that ending had been changed.</w:t>
+        <w:t>Nothing seems to intimidate the local chefs, who open restaurants with Las Vegas looks and Disneyland concepts. And there are dishes on the menus of these restaurants that would not show up anywhere in the world, except perhaps elsewhere in the Golden State.</w:t>
         <w:br/>
-        <w:t>Now the film reaches the screen with its title and summer opening intact and, it appears, with the ending the director always wanted.</w:t>
+        <w:t>Yet sometimes -- often, in fact -- these bold steps work. And San Francisco restaurants continue to draw attention exactly because of their stylish designs and adventuresome menus.</w:t>
         <w:br/>
-        <w:t xml:space="preserve"> All of the publicity, of course, revolves around Ms. Roberts, who in the blockbuster "Pretty Woman" and the more recent "Sleeping With the Enemy" has established herself as the sort of star audiences not only find attractive but also care about. "There are movies where they change and reshoot everything and no one says a thing," Mr. Schumacher said recently. "Because Julia is in this movie, there's so much attention paid to it."</w:t>
+        <w:t>Nearly a dozen notable restaurants opened in San Francisco in 1998, and a few weeks ago, I ventured west with my 13-year-old daughter, Emma (an experienced and highly critical eater), to sample as many as possible in the course of a work week. Generally speaking, we and our sometime guests were delighted: of the eight restaurants we tried, I am enthusiastic about the five discussed below. The remaining three were notable largely for the excessive amounts of money spent on their appearance, but not for the food they served.</w:t>
         <w:br/>
-        <w:t xml:space="preserve"> It is the audience's fondness for Ms. Roberts, Mr. Schumacher added, that raised the studio's concern about death, both in the title and as a subject. Ms. Roberts has already died once on screen, in "Steel Magnolias" (1989), and death was the topic in "Flatliners" (1990), another Roberts movie directed by Mr. Schumacher. "Because she did die in 'Steel Magnolias,' people just naturally think Julia Roberts is 'dying young' in this movie," Mr. Schumacher said. So why wasn't at least the title changed? "Changing a title is great as long as you have another title to change it to," Mr. Schumacher added. Fox tried to come up with one, he said, but nothing seemed to work.</w:t>
+        <w:t>It's worth noting that there is one area in which many San Francisco restaurants do appear conservative, and it's a surprising one: wine. It is expected and understandable that the region's wines are overrepresented on lists. But the wine-by-the-glass selections were usually limited, and sometimes as predictable as those served at the bar of the local Holiday Inn -- a couple of chardonnays and merlots, and not much beyond that.</w:t>
         <w:br/>
-        <w:t xml:space="preserve"> In "Dying Young," Ms. Roberts plays Hilary O'Neil, a working-class woman who takes a job as caretaker for Victor Geddes (Mr. Scott), a young man from a wealthy family who is afflicted with leukemia. Victor hires Hilary to help him through the side effects of his chemotherapy treatments, and the two begin to form a bond. Eventually he tells Hilary that he has completed his treatment, and the couple goes off to live in the seaside hamlet of Mendocino, Calif. There they begin a love relationship, the resolution of which, along with the progression of Victor's illness, becomes the spine of the movie.</w:t>
+        <w:t xml:space="preserve"> </w:t>
         <w:br/>
-        <w:t>In Mendocino the crew built a 7,000-square-foot house on a bluff overlooking the ocean. Other scenes take place at neighboring sites like the Stag's Leap Winery, a secluded estate with a century-old stone house and winding garden paths. One chilly evening before the shooting of a party scene at the winery,Ms. Roberts, wearing an oversized jacket, baggy jeans and cowboy boots, spoke briefly about her role.</w:t>
+        <w:t>MC2</w:t>
         <w:br/>
-        <w:t>A film crew in earmuffs and down jackets laid down fake snow, set out poinsettias and arranged strings of Christmas lights, but Ms. Roberts wasn't in a festive mood. At this point in the film, Hilary and Victor have temporarily parted and he is returning to San Francisco to resume his treatments.</w:t>
+        <w:t xml:space="preserve"> This is among the most handsome restaurants I've ever seen; there are modern art museums that should look so good. Carved from a Barbary Coast warehouse, it features brick, blond wood, ironwork, white fabric, stainless steel and sheets of light, much of it natural. We ate there on a dark, rainy day, and the visual experience was still exhilarating. And unlike some ultramodern spaces, this one is comfortable.</w:t>
         <w:br/>
-        <w:t>"Yesterday I shot a scene with Campbell that was very sad, and I didn't anticipate it to be that sad," Ms. Roberts said. "That's the hardest part of doing things like this; you don't anticipate how much will really happen."</w:t>
+        <w:t>But because the food has received decidedly mixed reviews, I was hesitant to have more than a drink here. The place was so appealing, though, that we settled in for lunch, to our ultimate delight.</w:t>
         <w:br/>
-        <w:t>Mr. Schumacher, whose credits also include "St. Elmo's Fire" and "The Lost Boys," said that he too was surprised by the film as it developed. Both "St. Elmo's Fire," a story about students leaving school, and "Flatliners" dealt with groups of people. "I had always done ensemble movies, using six or seven points of view to tell a story," Mr. Schumacher said. "Making a movie is like building a 747 while you're flying it. You invent as you go along, and it never is what you think it is. I didn't realize the relationship between Julia and Campbell would lessen the need for other elements. We didn't realize on paper how strong the two of them were going to be."</w:t>
+        <w:t>Adi Dassler, the owner of MC2 , is Alsatian and the chef, Yoshi Kojima, Japanese (he earned his stripes in the cross-cultural restaurants of Los Angeles), so describing MC2 as "contemporary California-French with subtle Japanese esthetic" -- as its publicity material does -- may be forgiven. But the food is actually more restrained than I expected; it has elegance, and is at times practically homey. (It's also relatively expensive, especially at dinner.)</w:t>
         <w:br/>
-        <w:t>As the focus of the film tightened on the two characters, Mr. Schumacher said, supporting parts were scaled back and de-emphasized. Among these is Colleen Dewhurst's role as the winery owner and the part of a young construction worker (Vincent D'Onofrio) who befriends the couple. In the book a serious triangle develops, but Mr. Schumacher said he felt that a subplot would detract from the thrust of the film, which is the illness and the relationship between Victor and Hilary. In the movie, the construction worker is kept at arm's length.</w:t>
+        <w:t>Tarte flambee, the traditional Alsatian pizza lightly covered with fromage blanc and bacon, is a natural starter, one a party of four might order with drinks. It's fired in the wood-burning oven, and I'd ask for it on the well-done side; ours, though delicious, was decidedly pale.</w:t>
         <w:br/>
-        <w:t>Sally Field, who starred with Ms. Roberts in "Steel Magnolias," co-produced "Dying Young" with Kevin McCormick. According to Ms. Field, the movie was developed with Ms. Roberts in mind well before she became a star. Ms. Field and Mr. McCormick proposed the project to Fox in 1988 before "Steel Magnolias" was released. That year Ms. Roberts appeared in "Mystic Pizza," her first major feature. "Julia was almost unknown in a way," Ms. Field said. "I told them I had this girl who would be wonderful." Fox, she added, was receptive to the film but wanted someone better known for the Roberts role. Then "Steel Magnolias" was released and "Pretty Woman" also followed in 1990.</w:t>
+        <w:t>Generally, starters are simple and effective, the salads not overly contrived and perfectly dressed. Pear and arugula with lemon vinaigrette and Stilton whetted the appetite nicely, as did fennel and cherry tomatoes with Parmesan.</w:t>
         <w:br/>
-        <w:t>"By then we had a script," Ms. Field said. "I went to Fox and said, 'I repeat. There's this girl I know who would be wonderful for this part.' The good thing was I didn't have to say, 'You don't know her yet.' "</w:t>
+        <w:t>Crab cake is one of those dishes that is disappointing unless it's super, and this one was far short of that. It was on the soggy side, the saffron aioli and bell pepper vinaigrette reinforcements decidedly uninspired. A perfectly creamy soup of root vegetables was slaughtered by an abundance of thyme.</w:t>
         <w:br/>
-        <w:t xml:space="preserve"> According to Mr. Schumacher, questions about release date, title and ending arose earlier this year when the film was being put together. "It was assumed that if the studio liked the picture, it would be a summer movie," he said. "But when the studio saw the dailies, there was discussion about whether it wouldn't be better placed in the fall or at Christmas when the serious pictures come out. Later when Fox saw the movie all put together, they said, 'This is a love story. It should come out as soon as possible.' "</w:t>
+        <w:t>But that was the low point of the meal. Roast red snapper with clams, mussels, olives and oven-dried tomatoes was a gorgeous Provencal-style dish, nicely scented with anise and fennel and bringing a touch of sun to a rainy day. Grilled tuna with vegetables and green peppercorn vinaigrette was also close to perfect, the tuna rare and tender, the vinaigrette sharp. The chef understands the use of acidity, a big plus.</w:t>
         <w:br/>
-        <w:t xml:space="preserve"> The director said that he had insisted there be no suicide when he took the picture. He first saw the script of "Dying Young" when he was in Florida helping to care for a terminally ill friend. "My first instinct was, 'Oh, no, you can't do this,' but once you start making a movie about these issues, it's hard to think of just doing a movie. This is really a story about life, dealing with issues and feelings we all deal with." "There's no point in telling a story about illness or death unless it's also a story about life."</w:t>
+        <w:t>Desserts were irresistible. Malted chocolate chunk ice cream with dacquoise and chocolate sauce was my favorite, though Emma preferred the pineapple inside-out cake (we also polished off a credible apple tart).</w:t>
+        <w:br/>
+        <w:t>The wine list is strong and fairly priced, especially for whites, and there's a good selection of Bordeaux, although they are expensive.</w:t>
+        <w:br/>
+        <w:t xml:space="preserve"> </w:t>
+        <w:br/>
+        <w:t>Oodles</w:t>
+        <w:br/>
+        <w:t>Elka Gilmore, a chef who has been acclaimed on both coasts, has never been conservative, and now that she has a place of her own, she's taking plenty of chances. The restaurant's name is off-putting, its location (at the foot of Nob Hill, not far from the Tenderloin) unusual, its interior awkward, and its concept -- Asian bistro -- poorly defined. (What does "combining traditional French techniques with Asian ingredients" mean, anyway?)</w:t>
+        <w:br/>
+        <w:t>None of this matters when the food hits the table. Ms. Gilmore does what she wants to do, and more often than not the results are devoured ecstatically. Furthermore, she is offering a close-to-revolutionary pricing structure: an eight-course tasting menu for the phenomenal price of $42, $60 with beverages (not all of which are wine).</w:t>
+        <w:br/>
+        <w:t>Here, Emma and I were joined by a group of five friends, so we were able to sample a large selection of Ms. Gilmore's cooking. Especially memorable were lentils with foie gras, a heavenly marriage; noodles with braised duck, a straightforward Asian dish deftly handled; gravlax brought to life with a cure of curry; raw tuna with gorgeous pickled baby vegetables; miso-marinated fish, tender, buttery and irresistible; and a hearty braised beef cheek with roasted root vegetables and truffled potato puree.</w:t>
+        <w:br/>
+        <w:t>When served as part of the tasting menu, each of these was paired with a wine of the restaurant's choice; the choices were invariably better than any I would have made.</w:t>
+        <w:br/>
+        <w:t>The precocious Ms. Gilmore -- she started working in restaurants when she was 11 ("I lied about my age"), graduated from college at 17, began cooking professionally a year later and opened Elka in San Francisco in 1991, before she was 30 -- has a wonderfully spacey presence, and it translates to her food. Despite the angular, not-especially-attractive interior, the restaurant is comfortable and inviting, and the brazen nature of the food gives a meal here a true sense of excitement.</w:t>
+        <w:br/>
+        <w:t>In addition, the prices are so appealing that I was more than willing to forgive the few dishes that didn't work. I support the idea of experimenting chefs, but I'd rather not pay through the nose to be the guinea pig.</w:t>
+        <w:br/>
+        <w:t>The desserts were disappointing. But that may have been because we had eaten and drunk so well in the previous two hours.</w:t>
+        <w:br/>
+        <w:t>The wine list is filled with rieslings, gewurztraminers and other wines designed to accompany the highly spiced food, and it works brilliantly. Prices are not only reasonable, but low.</w:t>
+        <w:br/>
+        <w:t xml:space="preserve"> </w:t>
+        <w:br/>
+        <w:t>Delfina</w:t>
+        <w:br/>
+        <w:t>This crowded box of a place, just five months old, serves simple but sensational food of European lineage. In the not-too-distant past, a restaurant like this might have been called Continental, and although it is eclectic, the food is too good for that catchall term.</w:t>
+        <w:br/>
+        <w:t>Delfina's 30-something owners, Craig Stoll and Anne Spencer, merely set out to create a neighborhood restaurant, in which they could "cook well and feed people." By changing the menu daily and keeping their goals in sight, they have done an admirable job.</w:t>
+        <w:br/>
+        <w:t>Delfina, in the hip working-class Mission district, has only 37 seats. We and our friends took more than 10 percent of them, and ordered most of the menu, beginning with crisp, bitter crostini with winter greens, lemon, and pecorino; a perfect brandade de morue, garlicky salt cod puree served with crisp toasts, and grilled squid with white beans.</w:t>
+        <w:br/>
+        <w:t>Some pasta dishes -- especially orecchiette with chickpeas and bitter greens -- were sensational, perfectly cooked, not oversauced, brought to the table hot. The ravioli of wild nettle and ricotta were on the bland side, but nevertheless enjoyable. A couple of salads were good, notably the roasted beets with local goat cheese, which Emma described as "awesome."</w:t>
+        <w:br/>
+        <w:t>Fried sand dab (a local flatfish) was the hit among the main courses, crisp-fried, with Meyer lemon-caper butter. Duck confit with vinegary cabbage and bacon was rich and smoky, and a Marin County steak with French fries perfectly cooked and flavorful.</w:t>
+        <w:br/>
+        <w:t>Desserts were straightforward and well-executed: tangerine granita sang with flavor, and bittersweet chocolate cake delivered a good kick. The small, reasonably priced wine list is lovely, and complements the food perfectly; I just wish more of the wines were offered by the glass.</w:t>
+        <w:br/>
+        <w:t xml:space="preserve"> </w:t>
+        <w:br/>
+        <w:t>Black Cat</w:t>
+        <w:br/>
+        <w:t>Reed Hearon was already the darling of the San Francisco restaurant circuit when he opened Black Cat last June in North Beach. His Rose Pistola, where he serves nearly straightforward Italian food, and Rose's Cafe, perhaps the best destination in town for an eclectic brunch, were well established.</w:t>
+        <w:br/>
+        <w:t>Now he is treated as a saint, for bringing new life to a beloved neighborhood, for patronizing local musicians (there is a thriving jazz lounge downstairs from the restaurant), for remaining open until 2 A.M., and for creating a cross-cultural restaurant that does not fuse cuisines but serves them side by side. Black Cat does all of these things in a funky atmosphere that seems to combine bistro and soda shop, with fluorescent lighting (somehow done tastefully), red leather booths and raw bar.</w:t>
+        <w:br/>
+        <w:t>But the menu is of most interest here. Mr. Hearon wants to reflect the city's "ethnic reality" -- that is, diversity -- not the fusion of cultures, so he's offering what he perceives as real Chinese and Italian food, a wide variety of minimally prepared West Coast seafood, and a few decadent favorites like foie gras, caviar and a lightly cooked steak "tartare." This means you can begin a meal with a dozen Olympia oysters, continue with a few plates of dim sum and finish with steak frites or chow mein.</w:t>
+        <w:br/>
+        <w:t>The execution is impressive. I'd been to Black Cat twice before, and Emma and I had a friend with us at this meal, so I've pretty much eaten through the menu, and there are no losers.</w:t>
+        <w:br/>
+        <w:t>What they call seared steak tartare, a fancy burger, is a carnivore's dream come true -- well-seasoned, high-quality meat, barely cooked. The dim sum and "small plates" include clams in black bean sauce; barbecued spare ribs; prosciutto with pear and radicchio, and roast beets with blood orange and fennel. All are wonderful, and many cost less than $5.</w:t>
+        <w:br/>
+        <w:t>In addition to those already mentioned, the more substantial courses (also priced moderately) include braised lamb shank; ravioli with greens, walnuts and Parmesan; curried rice noodles, and lobster with black bean sauce. Here, too, my favorite was the fried sand dab, this time served on toasted sourdough with Meyer lemon and fennel.</w:t>
+        <w:br/>
+        <w:t>Desserts are somewhat more straightforward, and the Asian influence is missing -- understandably.</w:t>
+        <w:br/>
+        <w:t>The comprehensive wine list is relatively expensive, given the reasonable cost of the food. But Europe is more fairly represented here than it is in most Bay Area restaurants.</w:t>
+        <w:br/>
+        <w:t xml:space="preserve"> </w:t>
+        <w:br/>
+        <w:t>Oritalia</w:t>
+        <w:br/>
+        <w:t>This restaurant is not new -- it's actually been around for 10 years -- but the location next to the Juliana Hotel is, and its interior is so striking that it commanded my attention. Oritalia is a place you are either going to love or hate. (Or you might remain undecided, like me.) It is outrageously pretentious and almost equally impressive. There are Venetian silk chandeliers, spectacular copper and blown-glass light fixtures, Asian antiques and an abundance of velvet.</w:t>
+        <w:br/>
+        <w:t>All of which would be too much for me, were it not for one awe-inspiring feature: curtained booths that can be completely closed off from the restaurant and made entirely private, complete with call lights for summoning the staff. Perhaps I'm a hopeless romantic, but this made the restaurant not only special but exciting. (Though the booths can be requested, they are not guaranteed.)</w:t>
+        <w:br/>
+        <w:t>Generally, the food delivers. The young chef, 31-year-old Brenda Buenviaje -- who grew up in a Filipino-Creole household -- does not push the boundaries of Asian-Italian cooking (Ori-talia, get it?) to the extreme, and her restraint is welcome given the excesses of the decor. Perhaps sauteed gnocchi topped with lobster and a galangal-lime beurre blanc doesn't sound moderate, but the dish works. Equally successful was tuna tartare on sticky rice cakes with shiso and Asian pears, an elaborate mound of complementary flavors.</w:t>
+        <w:br/>
+        <w:t>But it takes a great deal of talent and experience to consistently deliver fusion food as ambitious as this, and there are places where Oritalia falls short. Sake steamed sea bass with black bean sauce, grilled portobellos, arugula and green bean tempura had a number of interesting things going on, but they did not fuse -- in fact, they fought.</w:t>
+        <w:br/>
+        <w:t>The wine list is pricey and on the short side, but there are interesting choices, especially from California. Still, one might hope for more selections, given the challenging menu.</w:t>
+        <w:br/>
+        <w:t>On the other hand, desserts excelled. I especially liked the "creamsicle," a combination of vanilla ice cream and tangerine granita, and once again Emma described a dish -- this time the coconut flan -- as "awesome." The chocolate napoleon, a crisp, rich mille-feuille served with caramel ice cream, was too sweet for either of us.</w:t>
+        <w:br/>
+        <w:t xml:space="preserve"> </w:t>
+        <w:br/>
+        <w:t>Bill of fare</w:t>
+        <w:br/>
+        <w:t xml:space="preserve"> Smoking is not allowed in California restaurants. These restaurants, all in San Francisco, accept all major credit cards, except Delfina, which takes only Visa and Mastercard. Reservations are recommended.</w:t>
+        <w:br/>
+        <w:t>The cost of a meal is highly variable depending on what you order; unless otherwise noted, prices here are based on the average cost of two courses and dessert with a modest bottle of wine.</w:t>
+        <w:br/>
+        <w:t>MC2, 470 Pacific Avenue; (415) 956-0666. Lunch Monday through Friday, dinner Monday through Saturday. Valet parking (dinner only). Lunch for two, about $80; dinner for two, around $110.</w:t>
+        <w:br/>
+        <w:t>Oodles, 900 Bush Street; (415) 928-1888. Dinner Monday through Saturday. Valet parking. A tasting menu (recommended) is $60 a person including beverages, $42 without; an a la carte dinner for two starts around $55 with wine.</w:t>
+        <w:br/>
+        <w:t>Delfina, 3621 18th Street; (415) 552-4055. Dinner nightly. Parking is on the street. Dinner for two, around $60.</w:t>
+        <w:br/>
+        <w:t>Black Cat, 501 Broadway; (415) 981-2233. Lunch and dinner, noon to 2 A.M. every day. Valet parking. Lunch for two, around $60; dinner for two, around $75.</w:t>
+        <w:br/>
+        <w:t>Oritalia, 586 Bush Street; (415) 782-8122. Dinner nightly. Valet parking Thursday through Saturday. Dinner for two, around $90.</w:t>
+        <w:br/>
+        <w:br/>
+        <w:t>http://www.nytimes.com</w:t>
         <w:br/>
         <w:br/>
         <w:t>Graphic</w:t>
@@ -87,7 +182,7 @@
         <w:br/>
         <w:t xml:space="preserve"> </w:t>
         <w:br/>
-        <w:t>Photo: Julia Roberts and Campbell Scott in Joel Schumacher's "Dying Young"--a love story cleared for immediate release (Christine Loss/20th Century Fox)</w:t>
+        <w:t>Photos: Pineapple inside-out cake at MC2. At MC2, the chef is Japanese and the owner Alsatian. Oritalia has a striking interior. Delfina, in the Mission district. Oodles, an Asian bistro at the foot of Nob Hill. (Terrence McCarthy for The New York Times)(pg. 6); Oodles, an Asian bistro at the foot of Nob Hill. (Terrence McCarthy for The New York Times)(pg. 22)</w:t>
       </w:r>
     </w:p>
     <w:sectPr>

--- a/example_articles/us_region/West/3.us_region_West_New_York_Times.docx
+++ b/example_articles/us_region/West/3.us_region_West_New_York_Times.docx
@@ -7,9 +7,7 @@
         <w:pStyle w:val="Heading1"/>
       </w:pPr>
       <w:r>
-        <w:t>CHOICE TABLES;</w:t>
-        <w:br/>
-        <w:t>San Francisco's Bold Newcomers</w:t>
+        <w:t>Film Series: Linked to Rebellion, They Found the True Los Angeles</w:t>
       </w:r>
     </w:p>
     <w:p>
@@ -19,17 +17,17 @@
     </w:p>
     <w:p>
       <w:r>
-        <w:t>Date: 1999-04-25</w:t>
+        <w:t>Date: 2017-05-12</w:t>
       </w:r>
     </w:p>
     <w:p>
       <w:r>
-        <w:t>Section: Section 5;; Section 5; Page 6; Column 1; Travel Desk; Column 1;</w:t>
+        <w:t>Section: Section C; Column 0; Movies, Performing Arts/Weekend Desk; Pg. 25</w:t>
       </w:r>
     </w:p>
     <w:p>
       <w:r>
-        <w:t>Source file: NYT/53.DOCX</w:t>
+        <w:t>Source file: NYT/55.DOCX</w:t>
       </w:r>
     </w:p>
     <w:p>
@@ -51,130 +49,7 @@
     </w:p>
     <w:p>
       <w:r>
-        <w:t>SAN FRANCISCANS like to think their city is a great restaurant town, and it is. This is not, however, because it has the best restaurants in the country -- it does not -- but because it is a singularly exciting and entertaining place to eat. First of all, there are a number of venerable restaurants that set high standards -- Zuni Cafe and Hayes Street Grill, for example. And secondly, San Francisco is one of the country's capitals of culinary experimenta tion.</w:t>
-        <w:br/>
-        <w:t>Nothing seems to intimidate the local chefs, who open restaurants with Las Vegas looks and Disneyland concepts. And there are dishes on the menus of these restaurants that would not show up anywhere in the world, except perhaps elsewhere in the Golden State.</w:t>
-        <w:br/>
-        <w:t>Yet sometimes -- often, in fact -- these bold steps work. And San Francisco restaurants continue to draw attention exactly because of their stylish designs and adventuresome menus.</w:t>
-        <w:br/>
-        <w:t>Nearly a dozen notable restaurants opened in San Francisco in 1998, and a few weeks ago, I ventured west with my 13-year-old daughter, Emma (an experienced and highly critical eater), to sample as many as possible in the course of a work week. Generally speaking, we and our sometime guests were delighted: of the eight restaurants we tried, I am enthusiastic about the five discussed below. The remaining three were notable largely for the excessive amounts of money spent on their appearance, but not for the food they served.</w:t>
-        <w:br/>
-        <w:t>It's worth noting that there is one area in which many San Francisco restaurants do appear conservative, and it's a surprising one: wine. It is expected and understandable that the region's wines are overrepresented on lists. But the wine-by-the-glass selections were usually limited, and sometimes as predictable as those served at the bar of the local Holiday Inn -- a couple of chardonnays and merlots, and not much beyond that.</w:t>
-        <w:br/>
-        <w:t xml:space="preserve"> </w:t>
-        <w:br/>
-        <w:t>MC2</w:t>
-        <w:br/>
-        <w:t xml:space="preserve"> This is among the most handsome restaurants I've ever seen; there are modern art museums that should look so good. Carved from a Barbary Coast warehouse, it features brick, blond wood, ironwork, white fabric, stainless steel and sheets of light, much of it natural. We ate there on a dark, rainy day, and the visual experience was still exhilarating. And unlike some ultramodern spaces, this one is comfortable.</w:t>
-        <w:br/>
-        <w:t>But because the food has received decidedly mixed reviews, I was hesitant to have more than a drink here. The place was so appealing, though, that we settled in for lunch, to our ultimate delight.</w:t>
-        <w:br/>
-        <w:t>Adi Dassler, the owner of MC2 , is Alsatian and the chef, Yoshi Kojima, Japanese (he earned his stripes in the cross-cultural restaurants of Los Angeles), so describing MC2 as "contemporary California-French with subtle Japanese esthetic" -- as its publicity material does -- may be forgiven. But the food is actually more restrained than I expected; it has elegance, and is at times practically homey. (It's also relatively expensive, especially at dinner.)</w:t>
-        <w:br/>
-        <w:t>Tarte flambee, the traditional Alsatian pizza lightly covered with fromage blanc and bacon, is a natural starter, one a party of four might order with drinks. It's fired in the wood-burning oven, and I'd ask for it on the well-done side; ours, though delicious, was decidedly pale.</w:t>
-        <w:br/>
-        <w:t>Generally, starters are simple and effective, the salads not overly contrived and perfectly dressed. Pear and arugula with lemon vinaigrette and Stilton whetted the appetite nicely, as did fennel and cherry tomatoes with Parmesan.</w:t>
-        <w:br/>
-        <w:t>Crab cake is one of those dishes that is disappointing unless it's super, and this one was far short of that. It was on the soggy side, the saffron aioli and bell pepper vinaigrette reinforcements decidedly uninspired. A perfectly creamy soup of root vegetables was slaughtered by an abundance of thyme.</w:t>
-        <w:br/>
-        <w:t>But that was the low point of the meal. Roast red snapper with clams, mussels, olives and oven-dried tomatoes was a gorgeous Provencal-style dish, nicely scented with anise and fennel and bringing a touch of sun to a rainy day. Grilled tuna with vegetables and green peppercorn vinaigrette was also close to perfect, the tuna rare and tender, the vinaigrette sharp. The chef understands the use of acidity, a big plus.</w:t>
-        <w:br/>
-        <w:t>Desserts were irresistible. Malted chocolate chunk ice cream with dacquoise and chocolate sauce was my favorite, though Emma preferred the pineapple inside-out cake (we also polished off a credible apple tart).</w:t>
-        <w:br/>
-        <w:t>The wine list is strong and fairly priced, especially for whites, and there's a good selection of Bordeaux, although they are expensive.</w:t>
-        <w:br/>
-        <w:t xml:space="preserve"> </w:t>
-        <w:br/>
-        <w:t>Oodles</w:t>
-        <w:br/>
-        <w:t>Elka Gilmore, a chef who has been acclaimed on both coasts, has never been conservative, and now that she has a place of her own, she's taking plenty of chances. The restaurant's name is off-putting, its location (at the foot of Nob Hill, not far from the Tenderloin) unusual, its interior awkward, and its concept -- Asian bistro -- poorly defined. (What does "combining traditional French techniques with Asian ingredients" mean, anyway?)</w:t>
-        <w:br/>
-        <w:t>None of this matters when the food hits the table. Ms. Gilmore does what she wants to do, and more often than not the results are devoured ecstatically. Furthermore, she is offering a close-to-revolutionary pricing structure: an eight-course tasting menu for the phenomenal price of $42, $60 with beverages (not all of which are wine).</w:t>
-        <w:br/>
-        <w:t>Here, Emma and I were joined by a group of five friends, so we were able to sample a large selection of Ms. Gilmore's cooking. Especially memorable were lentils with foie gras, a heavenly marriage; noodles with braised duck, a straightforward Asian dish deftly handled; gravlax brought to life with a cure of curry; raw tuna with gorgeous pickled baby vegetables; miso-marinated fish, tender, buttery and irresistible; and a hearty braised beef cheek with roasted root vegetables and truffled potato puree.</w:t>
-        <w:br/>
-        <w:t>When served as part of the tasting menu, each of these was paired with a wine of the restaurant's choice; the choices were invariably better than any I would have made.</w:t>
-        <w:br/>
-        <w:t>The precocious Ms. Gilmore -- she started working in restaurants when she was 11 ("I lied about my age"), graduated from college at 17, began cooking professionally a year later and opened Elka in San Francisco in 1991, before she was 30 -- has a wonderfully spacey presence, and it translates to her food. Despite the angular, not-especially-attractive interior, the restaurant is comfortable and inviting, and the brazen nature of the food gives a meal here a true sense of excitement.</w:t>
-        <w:br/>
-        <w:t>In addition, the prices are so appealing that I was more than willing to forgive the few dishes that didn't work. I support the idea of experimenting chefs, but I'd rather not pay through the nose to be the guinea pig.</w:t>
-        <w:br/>
-        <w:t>The desserts were disappointing. But that may have been because we had eaten and drunk so well in the previous two hours.</w:t>
-        <w:br/>
-        <w:t>The wine list is filled with rieslings, gewurztraminers and other wines designed to accompany the highly spiced food, and it works brilliantly. Prices are not only reasonable, but low.</w:t>
-        <w:br/>
-        <w:t xml:space="preserve"> </w:t>
-        <w:br/>
-        <w:t>Delfina</w:t>
-        <w:br/>
-        <w:t>This crowded box of a place, just five months old, serves simple but sensational food of European lineage. In the not-too-distant past, a restaurant like this might have been called Continental, and although it is eclectic, the food is too good for that catchall term.</w:t>
-        <w:br/>
-        <w:t>Delfina's 30-something owners, Craig Stoll and Anne Spencer, merely set out to create a neighborhood restaurant, in which they could "cook well and feed people." By changing the menu daily and keeping their goals in sight, they have done an admirable job.</w:t>
-        <w:br/>
-        <w:t>Delfina, in the hip working-class Mission district, has only 37 seats. We and our friends took more than 10 percent of them, and ordered most of the menu, beginning with crisp, bitter crostini with winter greens, lemon, and pecorino; a perfect brandade de morue, garlicky salt cod puree served with crisp toasts, and grilled squid with white beans.</w:t>
-        <w:br/>
-        <w:t>Some pasta dishes -- especially orecchiette with chickpeas and bitter greens -- were sensational, perfectly cooked, not oversauced, brought to the table hot. The ravioli of wild nettle and ricotta were on the bland side, but nevertheless enjoyable. A couple of salads were good, notably the roasted beets with local goat cheese, which Emma described as "awesome."</w:t>
-        <w:br/>
-        <w:t>Fried sand dab (a local flatfish) was the hit among the main courses, crisp-fried, with Meyer lemon-caper butter. Duck confit with vinegary cabbage and bacon was rich and smoky, and a Marin County steak with French fries perfectly cooked and flavorful.</w:t>
-        <w:br/>
-        <w:t>Desserts were straightforward and well-executed: tangerine granita sang with flavor, and bittersweet chocolate cake delivered a good kick. The small, reasonably priced wine list is lovely, and complements the food perfectly; I just wish more of the wines were offered by the glass.</w:t>
-        <w:br/>
-        <w:t xml:space="preserve"> </w:t>
-        <w:br/>
-        <w:t>Black Cat</w:t>
-        <w:br/>
-        <w:t>Reed Hearon was already the darling of the San Francisco restaurant circuit when he opened Black Cat last June in North Beach. His Rose Pistola, where he serves nearly straightforward Italian food, and Rose's Cafe, perhaps the best destination in town for an eclectic brunch, were well established.</w:t>
-        <w:br/>
-        <w:t>Now he is treated as a saint, for bringing new life to a beloved neighborhood, for patronizing local musicians (there is a thriving jazz lounge downstairs from the restaurant), for remaining open until 2 A.M., and for creating a cross-cultural restaurant that does not fuse cuisines but serves them side by side. Black Cat does all of these things in a funky atmosphere that seems to combine bistro and soda shop, with fluorescent lighting (somehow done tastefully), red leather booths and raw bar.</w:t>
-        <w:br/>
-        <w:t>But the menu is of most interest here. Mr. Hearon wants to reflect the city's "ethnic reality" -- that is, diversity -- not the fusion of cultures, so he's offering what he perceives as real Chinese and Italian food, a wide variety of minimally prepared West Coast seafood, and a few decadent favorites like foie gras, caviar and a lightly cooked steak "tartare." This means you can begin a meal with a dozen Olympia oysters, continue with a few plates of dim sum and finish with steak frites or chow mein.</w:t>
-        <w:br/>
-        <w:t>The execution is impressive. I'd been to Black Cat twice before, and Emma and I had a friend with us at this meal, so I've pretty much eaten through the menu, and there are no losers.</w:t>
-        <w:br/>
-        <w:t>What they call seared steak tartare, a fancy burger, is a carnivore's dream come true -- well-seasoned, high-quality meat, barely cooked. The dim sum and "small plates" include clams in black bean sauce; barbecued spare ribs; prosciutto with pear and radicchio, and roast beets with blood orange and fennel. All are wonderful, and many cost less than $5.</w:t>
-        <w:br/>
-        <w:t>In addition to those already mentioned, the more substantial courses (also priced moderately) include braised lamb shank; ravioli with greens, walnuts and Parmesan; curried rice noodles, and lobster with black bean sauce. Here, too, my favorite was the fried sand dab, this time served on toasted sourdough with Meyer lemon and fennel.</w:t>
-        <w:br/>
-        <w:t>Desserts are somewhat more straightforward, and the Asian influence is missing -- understandably.</w:t>
-        <w:br/>
-        <w:t>The comprehensive wine list is relatively expensive, given the reasonable cost of the food. But Europe is more fairly represented here than it is in most Bay Area restaurants.</w:t>
-        <w:br/>
-        <w:t xml:space="preserve"> </w:t>
-        <w:br/>
-        <w:t>Oritalia</w:t>
-        <w:br/>
-        <w:t>This restaurant is not new -- it's actually been around for 10 years -- but the location next to the Juliana Hotel is, and its interior is so striking that it commanded my attention. Oritalia is a place you are either going to love or hate. (Or you might remain undecided, like me.) It is outrageously pretentious and almost equally impressive. There are Venetian silk chandeliers, spectacular copper and blown-glass light fixtures, Asian antiques and an abundance of velvet.</w:t>
-        <w:br/>
-        <w:t>All of which would be too much for me, were it not for one awe-inspiring feature: curtained booths that can be completely closed off from the restaurant and made entirely private, complete with call lights for summoning the staff. Perhaps I'm a hopeless romantic, but this made the restaurant not only special but exciting. (Though the booths can be requested, they are not guaranteed.)</w:t>
-        <w:br/>
-        <w:t>Generally, the food delivers. The young chef, 31-year-old Brenda Buenviaje -- who grew up in a Filipino-Creole household -- does not push the boundaries of Asian-Italian cooking (Ori-talia, get it?) to the extreme, and her restraint is welcome given the excesses of the decor. Perhaps sauteed gnocchi topped with lobster and a galangal-lime beurre blanc doesn't sound moderate, but the dish works. Equally successful was tuna tartare on sticky rice cakes with shiso and Asian pears, an elaborate mound of complementary flavors.</w:t>
-        <w:br/>
-        <w:t>But it takes a great deal of talent and experience to consistently deliver fusion food as ambitious as this, and there are places where Oritalia falls short. Sake steamed sea bass with black bean sauce, grilled portobellos, arugula and green bean tempura had a number of interesting things going on, but they did not fuse -- in fact, they fought.</w:t>
-        <w:br/>
-        <w:t>The wine list is pricey and on the short side, but there are interesting choices, especially from California. Still, one might hope for more selections, given the challenging menu.</w:t>
-        <w:br/>
-        <w:t>On the other hand, desserts excelled. I especially liked the "creamsicle," a combination of vanilla ice cream and tangerine granita, and once again Emma described a dish -- this time the coconut flan -- as "awesome." The chocolate napoleon, a crisp, rich mille-feuille served with caramel ice cream, was too sweet for either of us.</w:t>
-        <w:br/>
-        <w:t xml:space="preserve"> </w:t>
-        <w:br/>
-        <w:t>Bill of fare</w:t>
-        <w:br/>
-        <w:t xml:space="preserve"> Smoking is not allowed in California restaurants. These restaurants, all in San Francisco, accept all major credit cards, except Delfina, which takes only Visa and Mastercard. Reservations are recommended.</w:t>
-        <w:br/>
-        <w:t>The cost of a meal is highly variable depending on what you order; unless otherwise noted, prices here are based on the average cost of two courses and dessert with a modest bottle of wine.</w:t>
-        <w:br/>
-        <w:t>MC2, 470 Pacific Avenue; (415) 956-0666. Lunch Monday through Friday, dinner Monday through Saturday. Valet parking (dinner only). Lunch for two, about $80; dinner for two, around $110.</w:t>
-        <w:br/>
-        <w:t>Oodles, 900 Bush Street; (415) 928-1888. Dinner Monday through Saturday. Valet parking. A tasting menu (recommended) is $60 a person including beverages, $42 without; an a la carte dinner for two starts around $55 with wine.</w:t>
-        <w:br/>
-        <w:t>Delfina, 3621 18th Street; (415) 552-4055. Dinner nightly. Parking is on the street. Dinner for two, around $60.</w:t>
-        <w:br/>
-        <w:t>Black Cat, 501 Broadway; (415) 981-2233. Lunch and dinner, noon to 2 A.M. every day. Valet parking. Lunch for two, around $60; dinner for two, around $75.</w:t>
-        <w:br/>
-        <w:t>Oritalia, 586 Bush Street; (415) 782-8122. Dinner nightly. Valet parking Thursday through Saturday. Dinner for two, around $90.</w:t>
-        <w:br/>
-        <w:br/>
-        <w:t>http://www.nytimes.com</w:t>
+        <w:t xml:space="preserve">'KILLER OF SHEEP' AND 'BLESS THEIR LITTLE HEARTS' AT IFC CENTER In ''Los Angeles Plays Itself,'' a clip-based documentary about how that city has been depicted in movies, Thom Andersen holds up Charles Burnett's ''Killer of Sheep'' and Billy Woodberry's ''Bless Their Little Hearts'' as rare works that captured Los Angeles as it was instead of distorting it to fit a fantasy vision. Both films were products of the so-called L.A. Rebellion, a name given to a movement of filmmakers who attended U.C.L.A. and then turned their cameras on the city's underrepresented neighborhoods. Turning 40 this year, ''Killer of Sheep'' is a poetic portrait of a working-class African-American family in Watts; the title refers to its patriarch, a slaughterhouse worker (Henry G. Sanders). In some ways a companion piece, ''Bless Their Little Hearts,'' written and photographed by Mr. Burnett, follows a Watts family struggling to make ends meet. IFC Center will begin screenings of both films on Wednesday. (Above, a scene from ''Killer of Sheep.'') BEN KENIGSBERG212-924-7771, ifccenter.com </w:t>
         <w:br/>
         <w:br/>
         <w:t>Graphic</w:t>
@@ -182,7 +57,7 @@
         <w:br/>
         <w:t xml:space="preserve"> </w:t>
         <w:br/>
-        <w:t>Photos: Pineapple inside-out cake at MC2. At MC2, the chef is Japanese and the owner Alsatian. Oritalia has a striking interior. Delfina, in the Mission district. Oodles, an Asian bistro at the foot of Nob Hill. (Terrence McCarthy for The New York Times)(pg. 6); Oodles, an Asian bistro at the foot of Nob Hill. (Terrence McCarthy for The New York Times)(pg. 22)</w:t>
+        <w:t>PHOTO (PHOTOGRAPH BY MILESTONE FILMS)</w:t>
       </w:r>
     </w:p>
     <w:sectPr>
